--- a/KPO_3sem/labSolution/SE_Lab16/Лаб13КПО.docx
+++ b/KPO_3sem/labSolution/SE_Lab16/Лаб13КПО.docx
@@ -672,6 +672,7 @@
           <w:bCs/>
           <w:kern w:val="0"/>
           <w:szCs w:val="28"/>
+          <w:lang w:val="en-US"/>
           <w14:ligatures w14:val="none"/>
         </w:rPr>
       </w:pPr>
@@ -692,6 +693,7 @@
           <w:b/>
           <w:bCs/>
           <w:szCs w:val="28"/>
+          <w:lang w:val="en-US"/>
         </w:rPr>
         <w:t>2</w:t>
       </w:r>
@@ -707,7 +709,15 @@
           <w:sz w:val="36"/>
           <w:lang w:val="en-US"/>
         </w:rPr>
-        <w:t>open(□)</w:t>
+        <w:t>open(</w:t>
+      </w:r>
+      <w:proofErr w:type="gramStart"/>
+      <w:r>
+        <w:rPr>
+          <w:sz w:val="36"/>
+          <w:lang w:val="en-US"/>
+        </w:rPr>
+        <w:t>□)</w:t>
       </w:r>
       <w:r>
         <w:rPr>
@@ -717,6 +727,7 @@
         </w:rPr>
         <w:t>+</w:t>
       </w:r>
+      <w:proofErr w:type="gramEnd"/>
       <w:r>
         <w:rPr>
           <w:sz w:val="36"/>
@@ -1278,6 +1289,7 @@
         </w:rPr>
         <w:t>+</w:t>
       </w:r>
+      <w:proofErr w:type="gramStart"/>
       <w:r>
         <w:rPr>
           <w:kern w:val="0"/>
@@ -1293,6 +1305,7 @@
         </w:rPr>
         <w:t>);)</w:t>
       </w:r>
+      <w:proofErr w:type="gramEnd"/>
       <w:r>
         <w:rPr>
           <w:kern w:val="0"/>
@@ -1362,7 +1375,51 @@
           <w:lang w:val="en-US"/>
           <w14:ligatures w14:val="none"/>
         </w:rPr>
-        <w:t>a b f</w:t>
+        <w:t>a b</w:t>
+      </w:r>
+      <w:r>
+        <w:rPr>
+          <w:kern w:val="0"/>
+          <w:lang w:val="en-US"/>
+          <w14:ligatures w14:val="none"/>
+        </w:rPr>
+        <w:t xml:space="preserve"> </w:t>
+      </w:r>
+      <w:proofErr w:type="spellStart"/>
+      <w:r>
+        <w:rPr>
+          <w:kern w:val="0"/>
+          <w:lang w:val="en-US"/>
+          <w14:ligatures w14:val="none"/>
+        </w:rPr>
+        <w:t>b</w:t>
+      </w:r>
+      <w:proofErr w:type="spellEnd"/>
+      <w:r>
+        <w:rPr>
+          <w:kern w:val="0"/>
+          <w:lang w:val="en-US"/>
+          <w14:ligatures w14:val="none"/>
+        </w:rPr>
+        <w:t xml:space="preserve"> </w:t>
+      </w:r>
+      <w:proofErr w:type="spellStart"/>
+      <w:r>
+        <w:rPr>
+          <w:kern w:val="0"/>
+          <w:lang w:val="en-US"/>
+          <w14:ligatures w14:val="none"/>
+        </w:rPr>
+        <w:t>b</w:t>
+      </w:r>
+      <w:proofErr w:type="spellEnd"/>
+      <w:r>
+        <w:rPr>
+          <w:kern w:val="0"/>
+          <w:lang w:val="en-US"/>
+          <w14:ligatures w14:val="none"/>
+        </w:rPr>
+        <w:t xml:space="preserve"> f</w:t>
       </w:r>
     </w:p>
     <w:p>
@@ -1414,7 +1471,23 @@
           <w:lang w:val="en-US"/>
           <w14:ligatures w14:val="none"/>
         </w:rPr>
-        <w:t>a b c d e f</w:t>
+        <w:t>a b c d e</w:t>
+      </w:r>
+      <w:r>
+        <w:rPr>
+          <w:kern w:val="0"/>
+          <w:lang w:val="en-US"/>
+          <w14:ligatures w14:val="none"/>
+        </w:rPr>
+        <w:t xml:space="preserve"> b</w:t>
+      </w:r>
+      <w:r>
+        <w:rPr>
+          <w:kern w:val="0"/>
+          <w:lang w:val="en-US"/>
+          <w14:ligatures w14:val="none"/>
+        </w:rPr>
+        <w:t xml:space="preserve"> f</w:t>
       </w:r>
     </w:p>
     <w:p>
@@ -1449,7 +1522,23 @@
           <w:lang w:val="en-US"/>
           <w14:ligatures w14:val="none"/>
         </w:rPr>
-        <w:t xml:space="preserve"> d e f</w:t>
+        <w:t xml:space="preserve"> d e </w:t>
+      </w:r>
+      <w:r>
+        <w:rPr>
+          <w:kern w:val="0"/>
+          <w:lang w:val="en-US"/>
+          <w14:ligatures w14:val="none"/>
+        </w:rPr>
+        <w:t xml:space="preserve">b </w:t>
+      </w:r>
+      <w:r>
+        <w:rPr>
+          <w:kern w:val="0"/>
+          <w:lang w:val="en-US"/>
+          <w14:ligatures w14:val="none"/>
+        </w:rPr>
+        <w:t>f</w:t>
       </w:r>
     </w:p>
     <w:p>
@@ -1466,7 +1555,7 @@
           <w:lang w:val="en-US"/>
           <w14:ligatures w14:val="none"/>
         </w:rPr>
-        <w:t xml:space="preserve">a </w:t>
+        <w:t xml:space="preserve">a b </w:t>
       </w:r>
       <w:proofErr w:type="spellStart"/>
       <w:r>
@@ -1475,7 +1564,7 @@
           <w:lang w:val="en-US"/>
           <w14:ligatures w14:val="none"/>
         </w:rPr>
-        <w:t>a</w:t>
+        <w:t>b</w:t>
       </w:r>
       <w:proofErr w:type="spellEnd"/>
       <w:r>
@@ -1484,25 +1573,23 @@
           <w:lang w:val="en-US"/>
           <w14:ligatures w14:val="none"/>
         </w:rPr>
-        <w:t xml:space="preserve"> b </w:t>
-      </w:r>
-      <w:proofErr w:type="spellStart"/>
-      <w:r>
-        <w:rPr>
-          <w:kern w:val="0"/>
-          <w:lang w:val="en-US"/>
-          <w14:ligatures w14:val="none"/>
-        </w:rPr>
-        <w:t>b</w:t>
-      </w:r>
-      <w:proofErr w:type="spellEnd"/>
-      <w:r>
-        <w:rPr>
-          <w:kern w:val="0"/>
-          <w:lang w:val="en-US"/>
-          <w14:ligatures w14:val="none"/>
-        </w:rPr>
-        <w:t xml:space="preserve"> c d e f</w:t>
+        <w:t xml:space="preserve"> c d e </w:t>
+      </w:r>
+      <w:r>
+        <w:rPr>
+          <w:kern w:val="0"/>
+          <w:lang w:val="en-US"/>
+          <w14:ligatures w14:val="none"/>
+        </w:rPr>
+        <w:t xml:space="preserve">b </w:t>
+      </w:r>
+      <w:r>
+        <w:rPr>
+          <w:kern w:val="0"/>
+          <w:lang w:val="en-US"/>
+          <w14:ligatures w14:val="none"/>
+        </w:rPr>
+        <w:t>f</w:t>
       </w:r>
     </w:p>
     <w:p>
@@ -1676,19 +1763,19 @@
         <w:tblLook w:val="04A0" w:firstRow="1" w:lastRow="0" w:firstColumn="1" w:lastColumn="0" w:noHBand="0" w:noVBand="1"/>
       </w:tblPr>
       <w:tblGrid>
-        <w:gridCol w:w="1038"/>
-        <w:gridCol w:w="1038"/>
-        <w:gridCol w:w="1038"/>
-        <w:gridCol w:w="1038"/>
-        <w:gridCol w:w="1038"/>
-        <w:gridCol w:w="1038"/>
-        <w:gridCol w:w="1039"/>
-        <w:gridCol w:w="2460"/>
+        <w:gridCol w:w="1030"/>
+        <w:gridCol w:w="1030"/>
+        <w:gridCol w:w="1244"/>
+        <w:gridCol w:w="1031"/>
+        <w:gridCol w:w="1032"/>
+        <w:gridCol w:w="1032"/>
+        <w:gridCol w:w="1032"/>
+        <w:gridCol w:w="2432"/>
       </w:tblGrid>
       <w:tr>
         <w:tc>
           <w:tcPr>
-            <w:tcW w:w="1038" w:type="dxa"/>
+            <w:tcW w:w="1030" w:type="dxa"/>
             <w:tcBorders>
               <w:top w:val="single" w:sz="4" w:space="0" w:color="auto"/>
               <w:left w:val="single" w:sz="4" w:space="0" w:color="auto"/>
@@ -1710,7 +1797,7 @@
         </w:tc>
         <w:tc>
           <w:tcPr>
-            <w:tcW w:w="1038" w:type="dxa"/>
+            <w:tcW w:w="1030" w:type="dxa"/>
             <w:tcBorders>
               <w:top w:val="single" w:sz="4" w:space="0" w:color="auto"/>
               <w:left w:val="single" w:sz="4" w:space="0" w:color="auto"/>
@@ -1738,7 +1825,7 @@
         </w:tc>
         <w:tc>
           <w:tcPr>
-            <w:tcW w:w="1038" w:type="dxa"/>
+            <w:tcW w:w="1244" w:type="dxa"/>
             <w:tcBorders>
               <w:top w:val="single" w:sz="4" w:space="0" w:color="auto"/>
               <w:left w:val="single" w:sz="4" w:space="0" w:color="auto"/>
@@ -1766,7 +1853,7 @@
         </w:tc>
         <w:tc>
           <w:tcPr>
-            <w:tcW w:w="1038" w:type="dxa"/>
+            <w:tcW w:w="1031" w:type="dxa"/>
             <w:tcBorders>
               <w:top w:val="single" w:sz="4" w:space="0" w:color="auto"/>
               <w:left w:val="single" w:sz="4" w:space="0" w:color="auto"/>
@@ -1794,7 +1881,7 @@
         </w:tc>
         <w:tc>
           <w:tcPr>
-            <w:tcW w:w="1038" w:type="dxa"/>
+            <w:tcW w:w="1032" w:type="dxa"/>
             <w:tcBorders>
               <w:top w:val="single" w:sz="4" w:space="0" w:color="auto"/>
               <w:left w:val="single" w:sz="4" w:space="0" w:color="auto"/>
@@ -1822,7 +1909,7 @@
         </w:tc>
         <w:tc>
           <w:tcPr>
-            <w:tcW w:w="1038" w:type="dxa"/>
+            <w:tcW w:w="1032" w:type="dxa"/>
             <w:tcBorders>
               <w:top w:val="single" w:sz="4" w:space="0" w:color="auto"/>
               <w:left w:val="single" w:sz="4" w:space="0" w:color="auto"/>
@@ -1850,7 +1937,7 @@
         </w:tc>
         <w:tc>
           <w:tcPr>
-            <w:tcW w:w="1039" w:type="dxa"/>
+            <w:tcW w:w="1032" w:type="dxa"/>
             <w:tcBorders>
               <w:top w:val="single" w:sz="4" w:space="0" w:color="auto"/>
               <w:left w:val="single" w:sz="4" w:space="0" w:color="auto"/>
@@ -1878,7 +1965,7 @@
         </w:tc>
         <w:tc>
           <w:tcPr>
-            <w:tcW w:w="2460" w:type="dxa"/>
+            <w:tcW w:w="2432" w:type="dxa"/>
             <w:tcBorders>
               <w:top w:val="single" w:sz="4" w:space="0" w:color="auto"/>
               <w:left w:val="single" w:sz="4" w:space="0" w:color="auto"/>
@@ -1912,7 +1999,7 @@
       <w:tr>
         <w:tc>
           <w:tcPr>
-            <w:tcW w:w="1038" w:type="dxa"/>
+            <w:tcW w:w="1030" w:type="dxa"/>
             <w:tcBorders>
               <w:top w:val="single" w:sz="4" w:space="0" w:color="auto"/>
               <w:left w:val="single" w:sz="4" w:space="0" w:color="auto"/>
@@ -1940,7 +2027,7 @@
         </w:tc>
         <w:tc>
           <w:tcPr>
-            <w:tcW w:w="1038" w:type="dxa"/>
+            <w:tcW w:w="1030" w:type="dxa"/>
             <w:tcBorders>
               <w:top w:val="single" w:sz="4" w:space="0" w:color="auto"/>
               <w:left w:val="single" w:sz="4" w:space="0" w:color="auto"/>
@@ -1967,7 +2054,7 @@
         </w:tc>
         <w:tc>
           <w:tcPr>
-            <w:tcW w:w="1038" w:type="dxa"/>
+            <w:tcW w:w="1244" w:type="dxa"/>
             <w:tcBorders>
               <w:top w:val="single" w:sz="4" w:space="0" w:color="auto"/>
               <w:left w:val="single" w:sz="4" w:space="0" w:color="auto"/>
@@ -1992,7 +2079,7 @@
         </w:tc>
         <w:tc>
           <w:tcPr>
-            <w:tcW w:w="1038" w:type="dxa"/>
+            <w:tcW w:w="1031" w:type="dxa"/>
             <w:tcBorders>
               <w:top w:val="single" w:sz="4" w:space="0" w:color="auto"/>
               <w:left w:val="single" w:sz="4" w:space="0" w:color="auto"/>
@@ -2017,7 +2104,7 @@
         </w:tc>
         <w:tc>
           <w:tcPr>
-            <w:tcW w:w="1038" w:type="dxa"/>
+            <w:tcW w:w="1032" w:type="dxa"/>
             <w:tcBorders>
               <w:top w:val="single" w:sz="4" w:space="0" w:color="auto"/>
               <w:left w:val="single" w:sz="4" w:space="0" w:color="auto"/>
@@ -2042,7 +2129,7 @@
         </w:tc>
         <w:tc>
           <w:tcPr>
-            <w:tcW w:w="1038" w:type="dxa"/>
+            <w:tcW w:w="1032" w:type="dxa"/>
             <w:tcBorders>
               <w:top w:val="single" w:sz="4" w:space="0" w:color="auto"/>
               <w:left w:val="single" w:sz="4" w:space="0" w:color="auto"/>
@@ -2067,7 +2154,7 @@
         </w:tc>
         <w:tc>
           <w:tcPr>
-            <w:tcW w:w="1039" w:type="dxa"/>
+            <w:tcW w:w="1032" w:type="dxa"/>
             <w:tcBorders>
               <w:top w:val="single" w:sz="4" w:space="0" w:color="auto"/>
               <w:left w:val="single" w:sz="4" w:space="0" w:color="auto"/>
@@ -2092,7 +2179,7 @@
         </w:tc>
         <w:tc>
           <w:tcPr>
-            <w:tcW w:w="2460" w:type="dxa"/>
+            <w:tcW w:w="2432" w:type="dxa"/>
             <w:tcBorders>
               <w:top w:val="single" w:sz="4" w:space="0" w:color="auto"/>
               <w:left w:val="single" w:sz="4" w:space="0" w:color="auto"/>
@@ -2118,7 +2205,7 @@
       <w:tr>
         <w:tc>
           <w:tcPr>
-            <w:tcW w:w="1038" w:type="dxa"/>
+            <w:tcW w:w="1030" w:type="dxa"/>
             <w:tcBorders>
               <w:top w:val="single" w:sz="4" w:space="0" w:color="auto"/>
               <w:left w:val="single" w:sz="4" w:space="0" w:color="auto"/>
@@ -2146,7 +2233,7 @@
         </w:tc>
         <w:tc>
           <w:tcPr>
-            <w:tcW w:w="1038" w:type="dxa"/>
+            <w:tcW w:w="1030" w:type="dxa"/>
             <w:tcBorders>
               <w:top w:val="single" w:sz="4" w:space="0" w:color="auto"/>
               <w:left w:val="single" w:sz="4" w:space="0" w:color="auto"/>
@@ -2171,29 +2258,49 @@
         </w:tc>
         <w:tc>
           <w:tcPr>
-            <w:tcW w:w="1038" w:type="dxa"/>
-            <w:tcBorders>
-              <w:top w:val="single" w:sz="4" w:space="0" w:color="auto"/>
-              <w:left w:val="single" w:sz="4" w:space="0" w:color="auto"/>
-              <w:bottom w:val="single" w:sz="4" w:space="0" w:color="auto"/>
-              <w:right w:val="single" w:sz="4" w:space="0" w:color="auto"/>
-            </w:tcBorders>
-            <w:hideMark/>
-          </w:tcPr>
-          <w:p>
-            <w:pPr>
-              <w:jc w:val="both"/>
-              <w:rPr>
-                <w:rFonts w:cs="Times New Roman"/>
-                <w:szCs w:val="28"/>
-                <w:lang w:val="en-US"/>
-              </w:rPr>
-            </w:pPr>
-            <w:r>
-              <w:rPr>
-                <w:lang w:val="en-US"/>
-              </w:rPr>
-              <w:t>S2</w:t>
+            <w:tcW w:w="1244" w:type="dxa"/>
+            <w:tcBorders>
+              <w:top w:val="single" w:sz="4" w:space="0" w:color="auto"/>
+              <w:left w:val="single" w:sz="4" w:space="0" w:color="auto"/>
+              <w:bottom w:val="single" w:sz="4" w:space="0" w:color="auto"/>
+              <w:right w:val="single" w:sz="4" w:space="0" w:color="auto"/>
+            </w:tcBorders>
+            <w:hideMark/>
+          </w:tcPr>
+          <w:p>
+            <w:pPr>
+              <w:jc w:val="both"/>
+              <w:rPr>
+                <w:rFonts w:cs="Times New Roman"/>
+                <w:szCs w:val="28"/>
+                <w:lang w:val="en-US"/>
+              </w:rPr>
+            </w:pPr>
+            <w:r>
+              <w:rPr>
+                <w:lang w:val="en-US"/>
+              </w:rPr>
+              <w:t>S</w:t>
+            </w:r>
+            <w:proofErr w:type="gramStart"/>
+            <w:r>
+              <w:rPr>
+                <w:lang w:val="en-US"/>
+              </w:rPr>
+              <w:t>1,</w:t>
+            </w:r>
+            <w:r>
+              <w:rPr>
+                <w:lang w:val="en-US"/>
+              </w:rPr>
+              <w:t>S</w:t>
+            </w:r>
+            <w:proofErr w:type="gramEnd"/>
+            <w:r>
+              <w:rPr>
+                <w:lang w:val="en-US"/>
+              </w:rPr>
+              <w:t>2</w:t>
             </w:r>
             <w:r>
               <w:rPr>
@@ -2205,7 +2312,7 @@
         </w:tc>
         <w:tc>
           <w:tcPr>
-            <w:tcW w:w="1038" w:type="dxa"/>
+            <w:tcW w:w="1031" w:type="dxa"/>
             <w:tcBorders>
               <w:top w:val="single" w:sz="4" w:space="0" w:color="auto"/>
               <w:left w:val="single" w:sz="4" w:space="0" w:color="auto"/>
@@ -2230,7 +2337,7 @@
         </w:tc>
         <w:tc>
           <w:tcPr>
-            <w:tcW w:w="1038" w:type="dxa"/>
+            <w:tcW w:w="1032" w:type="dxa"/>
             <w:tcBorders>
               <w:top w:val="single" w:sz="4" w:space="0" w:color="auto"/>
               <w:left w:val="single" w:sz="4" w:space="0" w:color="auto"/>
@@ -2255,7 +2362,7 @@
         </w:tc>
         <w:tc>
           <w:tcPr>
-            <w:tcW w:w="1038" w:type="dxa"/>
+            <w:tcW w:w="1032" w:type="dxa"/>
             <w:tcBorders>
               <w:top w:val="single" w:sz="4" w:space="0" w:color="auto"/>
               <w:left w:val="single" w:sz="4" w:space="0" w:color="auto"/>
@@ -2280,7 +2387,7 @@
         </w:tc>
         <w:tc>
           <w:tcPr>
-            <w:tcW w:w="1039" w:type="dxa"/>
+            <w:tcW w:w="1032" w:type="dxa"/>
             <w:tcBorders>
               <w:top w:val="single" w:sz="4" w:space="0" w:color="auto"/>
               <w:left w:val="single" w:sz="4" w:space="0" w:color="auto"/>
@@ -2305,7 +2412,7 @@
         </w:tc>
         <w:tc>
           <w:tcPr>
-            <w:tcW w:w="2460" w:type="dxa"/>
+            <w:tcW w:w="2432" w:type="dxa"/>
             <w:tcBorders>
               <w:top w:val="single" w:sz="4" w:space="0" w:color="auto"/>
               <w:left w:val="single" w:sz="4" w:space="0" w:color="auto"/>
@@ -2332,7 +2439,7 @@
       <w:tr>
         <w:tc>
           <w:tcPr>
-            <w:tcW w:w="1038" w:type="dxa"/>
+            <w:tcW w:w="1030" w:type="dxa"/>
             <w:tcBorders>
               <w:top w:val="single" w:sz="4" w:space="0" w:color="auto"/>
               <w:left w:val="single" w:sz="4" w:space="0" w:color="auto"/>
@@ -2360,7 +2467,7 @@
         </w:tc>
         <w:tc>
           <w:tcPr>
-            <w:tcW w:w="1038" w:type="dxa"/>
+            <w:tcW w:w="1030" w:type="dxa"/>
             <w:tcBorders>
               <w:top w:val="single" w:sz="4" w:space="0" w:color="auto"/>
               <w:left w:val="single" w:sz="4" w:space="0" w:color="auto"/>
@@ -2385,7 +2492,7 @@
         </w:tc>
         <w:tc>
           <w:tcPr>
-            <w:tcW w:w="1038" w:type="dxa"/>
+            <w:tcW w:w="1244" w:type="dxa"/>
             <w:tcBorders>
               <w:top w:val="single" w:sz="4" w:space="0" w:color="auto"/>
               <w:left w:val="single" w:sz="4" w:space="0" w:color="auto"/>
@@ -2410,7 +2517,7 @@
         </w:tc>
         <w:tc>
           <w:tcPr>
-            <w:tcW w:w="1038" w:type="dxa"/>
+            <w:tcW w:w="1031" w:type="dxa"/>
             <w:tcBorders>
               <w:top w:val="single" w:sz="4" w:space="0" w:color="auto"/>
               <w:left w:val="single" w:sz="4" w:space="0" w:color="auto"/>
@@ -2438,7 +2545,7 @@
         </w:tc>
         <w:tc>
           <w:tcPr>
-            <w:tcW w:w="1038" w:type="dxa"/>
+            <w:tcW w:w="1032" w:type="dxa"/>
             <w:tcBorders>
               <w:top w:val="single" w:sz="4" w:space="0" w:color="auto"/>
               <w:left w:val="single" w:sz="4" w:space="0" w:color="auto"/>
@@ -2466,7 +2573,7 @@
         </w:tc>
         <w:tc>
           <w:tcPr>
-            <w:tcW w:w="1038" w:type="dxa"/>
+            <w:tcW w:w="1032" w:type="dxa"/>
             <w:tcBorders>
               <w:top w:val="single" w:sz="4" w:space="0" w:color="auto"/>
               <w:left w:val="single" w:sz="4" w:space="0" w:color="auto"/>
@@ -2494,7 +2601,7 @@
         </w:tc>
         <w:tc>
           <w:tcPr>
-            <w:tcW w:w="1039" w:type="dxa"/>
+            <w:tcW w:w="1032" w:type="dxa"/>
             <w:tcBorders>
               <w:top w:val="single" w:sz="4" w:space="0" w:color="auto"/>
               <w:left w:val="single" w:sz="4" w:space="0" w:color="auto"/>
@@ -2519,7 +2626,7 @@
         </w:tc>
         <w:tc>
           <w:tcPr>
-            <w:tcW w:w="2460" w:type="dxa"/>
+            <w:tcW w:w="2432" w:type="dxa"/>
             <w:tcBorders>
               <w:top w:val="single" w:sz="4" w:space="0" w:color="auto"/>
               <w:left w:val="single" w:sz="4" w:space="0" w:color="auto"/>
@@ -2546,7 +2653,7 @@
       <w:tr>
         <w:tc>
           <w:tcPr>
-            <w:tcW w:w="1038" w:type="dxa"/>
+            <w:tcW w:w="1030" w:type="dxa"/>
             <w:tcBorders>
               <w:top w:val="single" w:sz="4" w:space="0" w:color="auto"/>
               <w:left w:val="single" w:sz="4" w:space="0" w:color="auto"/>
@@ -2574,7 +2681,7 @@
         </w:tc>
         <w:tc>
           <w:tcPr>
-            <w:tcW w:w="1038" w:type="dxa"/>
+            <w:tcW w:w="1030" w:type="dxa"/>
             <w:tcBorders>
               <w:top w:val="single" w:sz="4" w:space="0" w:color="auto"/>
               <w:left w:val="single" w:sz="4" w:space="0" w:color="auto"/>
@@ -2599,7 +2706,7 @@
         </w:tc>
         <w:tc>
           <w:tcPr>
-            <w:tcW w:w="1038" w:type="dxa"/>
+            <w:tcW w:w="1244" w:type="dxa"/>
             <w:tcBorders>
               <w:top w:val="single" w:sz="4" w:space="0" w:color="auto"/>
               <w:left w:val="single" w:sz="4" w:space="0" w:color="auto"/>
@@ -2627,7 +2734,7 @@
         </w:tc>
         <w:tc>
           <w:tcPr>
-            <w:tcW w:w="1038" w:type="dxa"/>
+            <w:tcW w:w="1031" w:type="dxa"/>
             <w:tcBorders>
               <w:top w:val="single" w:sz="4" w:space="0" w:color="auto"/>
               <w:left w:val="single" w:sz="4" w:space="0" w:color="auto"/>
@@ -2654,7 +2761,7 @@
         </w:tc>
         <w:tc>
           <w:tcPr>
-            <w:tcW w:w="1038" w:type="dxa"/>
+            <w:tcW w:w="1032" w:type="dxa"/>
             <w:tcBorders>
               <w:top w:val="single" w:sz="4" w:space="0" w:color="auto"/>
               <w:left w:val="single" w:sz="4" w:space="0" w:color="auto"/>
@@ -2682,7 +2789,7 @@
         </w:tc>
         <w:tc>
           <w:tcPr>
-            <w:tcW w:w="1038" w:type="dxa"/>
+            <w:tcW w:w="1032" w:type="dxa"/>
             <w:tcBorders>
               <w:top w:val="single" w:sz="4" w:space="0" w:color="auto"/>
               <w:left w:val="single" w:sz="4" w:space="0" w:color="auto"/>
@@ -2710,7 +2817,7 @@
         </w:tc>
         <w:tc>
           <w:tcPr>
-            <w:tcW w:w="1039" w:type="dxa"/>
+            <w:tcW w:w="1032" w:type="dxa"/>
             <w:tcBorders>
               <w:top w:val="single" w:sz="4" w:space="0" w:color="auto"/>
               <w:left w:val="single" w:sz="4" w:space="0" w:color="auto"/>
@@ -2735,7 +2842,7 @@
         </w:tc>
         <w:tc>
           <w:tcPr>
-            <w:tcW w:w="2460" w:type="dxa"/>
+            <w:tcW w:w="2432" w:type="dxa"/>
             <w:tcBorders>
               <w:top w:val="single" w:sz="4" w:space="0" w:color="auto"/>
               <w:left w:val="single" w:sz="4" w:space="0" w:color="auto"/>
@@ -2762,7 +2869,7 @@
       <w:tr>
         <w:tc>
           <w:tcPr>
-            <w:tcW w:w="1038" w:type="dxa"/>
+            <w:tcW w:w="1030" w:type="dxa"/>
             <w:tcBorders>
               <w:top w:val="single" w:sz="4" w:space="0" w:color="auto"/>
               <w:left w:val="single" w:sz="4" w:space="0" w:color="auto"/>
@@ -2790,7 +2897,7 @@
         </w:tc>
         <w:tc>
           <w:tcPr>
-            <w:tcW w:w="1038" w:type="dxa"/>
+            <w:tcW w:w="1030" w:type="dxa"/>
             <w:tcBorders>
               <w:top w:val="single" w:sz="4" w:space="0" w:color="auto"/>
               <w:left w:val="single" w:sz="4" w:space="0" w:color="auto"/>
@@ -2815,7 +2922,7 @@
         </w:tc>
         <w:tc>
           <w:tcPr>
-            <w:tcW w:w="1038" w:type="dxa"/>
+            <w:tcW w:w="1244" w:type="dxa"/>
             <w:tcBorders>
               <w:top w:val="single" w:sz="4" w:space="0" w:color="auto"/>
               <w:left w:val="single" w:sz="4" w:space="0" w:color="auto"/>
@@ -2843,7 +2950,7 @@
         </w:tc>
         <w:tc>
           <w:tcPr>
-            <w:tcW w:w="1038" w:type="dxa"/>
+            <w:tcW w:w="1031" w:type="dxa"/>
             <w:tcBorders>
               <w:top w:val="single" w:sz="4" w:space="0" w:color="auto"/>
               <w:left w:val="single" w:sz="4" w:space="0" w:color="auto"/>
@@ -2868,7 +2975,7 @@
         </w:tc>
         <w:tc>
           <w:tcPr>
-            <w:tcW w:w="1038" w:type="dxa"/>
+            <w:tcW w:w="1032" w:type="dxa"/>
             <w:tcBorders>
               <w:top w:val="single" w:sz="4" w:space="0" w:color="auto"/>
               <w:left w:val="single" w:sz="4" w:space="0" w:color="auto"/>
@@ -2893,7 +3000,7 @@
         </w:tc>
         <w:tc>
           <w:tcPr>
-            <w:tcW w:w="1038" w:type="dxa"/>
+            <w:tcW w:w="1032" w:type="dxa"/>
             <w:tcBorders>
               <w:top w:val="single" w:sz="4" w:space="0" w:color="auto"/>
               <w:left w:val="single" w:sz="4" w:space="0" w:color="auto"/>
@@ -2918,7 +3025,7 @@
         </w:tc>
         <w:tc>
           <w:tcPr>
-            <w:tcW w:w="1039" w:type="dxa"/>
+            <w:tcW w:w="1032" w:type="dxa"/>
             <w:tcBorders>
               <w:top w:val="single" w:sz="4" w:space="0" w:color="auto"/>
               <w:left w:val="single" w:sz="4" w:space="0" w:color="auto"/>
@@ -2946,7 +3053,7 @@
         </w:tc>
         <w:tc>
           <w:tcPr>
-            <w:tcW w:w="2460" w:type="dxa"/>
+            <w:tcW w:w="2432" w:type="dxa"/>
             <w:tcBorders>
               <w:top w:val="single" w:sz="4" w:space="0" w:color="auto"/>
               <w:left w:val="single" w:sz="4" w:space="0" w:color="auto"/>
@@ -2973,7 +3080,7 @@
       <w:tr>
         <w:tc>
           <w:tcPr>
-            <w:tcW w:w="1038" w:type="dxa"/>
+            <w:tcW w:w="1030" w:type="dxa"/>
             <w:tcBorders>
               <w:top w:val="single" w:sz="4" w:space="0" w:color="auto"/>
               <w:left w:val="single" w:sz="4" w:space="0" w:color="auto"/>
@@ -3001,7 +3108,7 @@
         </w:tc>
         <w:tc>
           <w:tcPr>
-            <w:tcW w:w="1038" w:type="dxa"/>
+            <w:tcW w:w="1030" w:type="dxa"/>
             <w:tcBorders>
               <w:top w:val="single" w:sz="4" w:space="0" w:color="auto"/>
               <w:left w:val="single" w:sz="4" w:space="0" w:color="auto"/>
@@ -3026,7 +3133,7 @@
         </w:tc>
         <w:tc>
           <w:tcPr>
-            <w:tcW w:w="1038" w:type="dxa"/>
+            <w:tcW w:w="1244" w:type="dxa"/>
             <w:tcBorders>
               <w:top w:val="single" w:sz="4" w:space="0" w:color="auto"/>
               <w:left w:val="single" w:sz="4" w:space="0" w:color="auto"/>
@@ -3051,7 +3158,7 @@
         </w:tc>
         <w:tc>
           <w:tcPr>
-            <w:tcW w:w="1038" w:type="dxa"/>
+            <w:tcW w:w="1031" w:type="dxa"/>
             <w:tcBorders>
               <w:top w:val="single" w:sz="4" w:space="0" w:color="auto"/>
               <w:left w:val="single" w:sz="4" w:space="0" w:color="auto"/>
@@ -3075,7 +3182,7 @@
         </w:tc>
         <w:tc>
           <w:tcPr>
-            <w:tcW w:w="1038" w:type="dxa"/>
+            <w:tcW w:w="1032" w:type="dxa"/>
             <w:tcBorders>
               <w:top w:val="single" w:sz="4" w:space="0" w:color="auto"/>
               <w:left w:val="single" w:sz="4" w:space="0" w:color="auto"/>
@@ -3100,7 +3207,7 @@
         </w:tc>
         <w:tc>
           <w:tcPr>
-            <w:tcW w:w="1038" w:type="dxa"/>
+            <w:tcW w:w="1032" w:type="dxa"/>
             <w:tcBorders>
               <w:top w:val="single" w:sz="4" w:space="0" w:color="auto"/>
               <w:left w:val="single" w:sz="4" w:space="0" w:color="auto"/>
@@ -3125,7 +3232,7 @@
         </w:tc>
         <w:tc>
           <w:tcPr>
-            <w:tcW w:w="1039" w:type="dxa"/>
+            <w:tcW w:w="1032" w:type="dxa"/>
             <w:tcBorders>
               <w:top w:val="single" w:sz="4" w:space="0" w:color="auto"/>
               <w:left w:val="single" w:sz="4" w:space="0" w:color="auto"/>
@@ -3150,7 +3257,7 @@
         </w:tc>
         <w:tc>
           <w:tcPr>
-            <w:tcW w:w="2460" w:type="dxa"/>
+            <w:tcW w:w="2432" w:type="dxa"/>
             <w:tcBorders>
               <w:top w:val="single" w:sz="4" w:space="0" w:color="auto"/>
               <w:left w:val="single" w:sz="4" w:space="0" w:color="auto"/>
@@ -3180,387 +3287,22 @@
           <w:lang w:val="en-US"/>
         </w:rPr>
       </w:pPr>
-      <w:r>
-        <w:rPr>
-          <w:noProof/>
-          <w14:ligatures w14:val="none"/>
-        </w:rPr>
-        <mc:AlternateContent>
-          <mc:Choice Requires="wps">
-            <w:drawing>
-              <wp:anchor distT="0" distB="0" distL="114300" distR="114300" simplePos="0" relativeHeight="251661312" behindDoc="0" locked="0" layoutInCell="1" allowOverlap="1" wp14:anchorId="0A983C6F" wp14:editId="71FAD971">
-                <wp:simplePos x="0" y="0"/>
-                <wp:positionH relativeFrom="column">
-                  <wp:posOffset>2500630</wp:posOffset>
-                </wp:positionH>
-                <wp:positionV relativeFrom="paragraph">
-                  <wp:posOffset>862648</wp:posOffset>
-                </wp:positionV>
-                <wp:extent cx="233362" cy="285750"/>
-                <wp:effectExtent l="0" t="0" r="0" b="0"/>
-                <wp:wrapNone/>
-                <wp:docPr id="10" name="Надпись 10"/>
-                <wp:cNvGraphicFramePr/>
-                <a:graphic xmlns:a="http://schemas.openxmlformats.org/drawingml/2006/main">
-                  <a:graphicData uri="http://schemas.microsoft.com/office/word/2010/wordprocessingShape">
-                    <wps:wsp>
-                      <wps:cNvSpPr txBox="1"/>
-                      <wps:spPr>
-                        <a:xfrm>
-                          <a:off x="0" y="0"/>
-                          <a:ext cx="233362" cy="285750"/>
-                        </a:xfrm>
-                        <a:prstGeom prst="rect">
-                          <a:avLst/>
-                        </a:prstGeom>
-                        <a:solidFill>
-                          <a:schemeClr val="lt1"/>
-                        </a:solidFill>
-                        <a:ln w="6350">
-                          <a:noFill/>
-                        </a:ln>
-                      </wps:spPr>
-                      <wps:txbx>
-                        <w:txbxContent>
-                          <w:p>
-                            <w:pPr>
-                              <w:rPr>
-                                <w:lang w:val="en-US"/>
-                              </w:rPr>
-                            </w:pPr>
-                            <w:r>
-                              <w:rPr>
-                                <w:lang w:val="en-US"/>
-                              </w:rPr>
-                              <w:t>e</w:t>
-                            </w:r>
-                          </w:p>
-                        </w:txbxContent>
-                      </wps:txbx>
-                      <wps:bodyPr rot="0" spcFirstLastPara="0" vertOverflow="overflow" horzOverflow="overflow" vert="horz" wrap="square" lIns="91440" tIns="45720" rIns="91440" bIns="45720" numCol="1" spcCol="0" rtlCol="0" fromWordArt="0" anchor="t" anchorCtr="0" forceAA="0" compatLnSpc="1">
-                        <a:prstTxWarp prst="textNoShape">
-                          <a:avLst/>
-                        </a:prstTxWarp>
-                        <a:noAutofit/>
-                      </wps:bodyPr>
-                    </wps:wsp>
-                  </a:graphicData>
-                </a:graphic>
-                <wp14:sizeRelH relativeFrom="margin">
-                  <wp14:pctWidth>0</wp14:pctWidth>
-                </wp14:sizeRelH>
-                <wp14:sizeRelV relativeFrom="margin">
-                  <wp14:pctHeight>0</wp14:pctHeight>
-                </wp14:sizeRelV>
-              </wp:anchor>
-            </w:drawing>
-          </mc:Choice>
-          <mc:Fallback xmlns:w16sdtdh="http://schemas.microsoft.com/office/word/2020/wordml/sdtdatahash">
-            <w:pict>
-              <v:shapetype w14:anchorId="0A983C6F" id="_x0000_t202" coordsize="21600,21600" o:spt="202" path="m,l,21600r21600,l21600,xe">
-                <v:stroke joinstyle="miter"/>
-                <v:path gradientshapeok="t" o:connecttype="rect"/>
-              </v:shapetype>
-              <v:shape id="Надпись 10" o:spid="_x0000_s1026" type="#_x0000_t202" style="position:absolute;margin-left:196.9pt;margin-top:67.95pt;width:18.35pt;height:22.5pt;z-index:251661312;visibility:visible;mso-wrap-style:square;mso-width-percent:0;mso-height-percent:0;mso-wrap-distance-left:9pt;mso-wrap-distance-top:0;mso-wrap-distance-right:9pt;mso-wrap-distance-bottom:0;mso-position-horizontal:absolute;mso-position-horizontal-relative:text;mso-position-vertical:absolute;mso-position-vertical-relative:text;mso-width-percent:0;mso-height-percent:0;mso-width-relative:margin;mso-height-relative:margin;v-text-anchor:top" o:gfxdata="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" fillcolor="white [3201]" stroked="f" strokeweight=".5pt">
-                <v:textbox>
-                  <w:txbxContent>
-                    <w:p>
-                      <w:pPr>
-                        <w:rPr>
-                          <w:lang w:val="en-US"/>
-                        </w:rPr>
-                      </w:pPr>
-                      <w:r>
-                        <w:rPr>
-                          <w:lang w:val="en-US"/>
-                        </w:rPr>
-                        <w:t>e</w:t>
-                      </w:r>
-                    </w:p>
-                  </w:txbxContent>
-                </v:textbox>
-              </v:shape>
-            </w:pict>
-          </mc:Fallback>
-        </mc:AlternateContent>
-      </w:r>
-      <w:r>
-        <w:rPr>
-          <w:noProof/>
-          <w14:ligatures w14:val="none"/>
-        </w:rPr>
-        <mc:AlternateContent>
-          <mc:Choice Requires="wps">
-            <w:drawing>
-              <wp:anchor distT="0" distB="0" distL="114300" distR="114300" simplePos="0" relativeHeight="251660288" behindDoc="0" locked="0" layoutInCell="1" allowOverlap="1" wp14:anchorId="7B1CE96A" wp14:editId="4D3BBD60">
-                <wp:simplePos x="0" y="0"/>
-                <wp:positionH relativeFrom="column">
-                  <wp:posOffset>2186940</wp:posOffset>
-                </wp:positionH>
-                <wp:positionV relativeFrom="paragraph">
-                  <wp:posOffset>2072640</wp:posOffset>
-                </wp:positionV>
-                <wp:extent cx="1066800" cy="257178"/>
-                <wp:effectExtent l="0" t="0" r="19050" b="28575"/>
-                <wp:wrapNone/>
-                <wp:docPr id="9" name="Полилиния: фигура 9"/>
-                <wp:cNvGraphicFramePr/>
-                <a:graphic xmlns:a="http://schemas.openxmlformats.org/drawingml/2006/main">
-                  <a:graphicData uri="http://schemas.microsoft.com/office/word/2010/wordprocessingShape">
-                    <wps:wsp>
-                      <wps:cNvSpPr/>
-                      <wps:spPr>
-                        <a:xfrm>
-                          <a:off x="0" y="0"/>
-                          <a:ext cx="1066800" cy="257178"/>
-                        </a:xfrm>
-                        <a:custGeom>
-                          <a:avLst/>
-                          <a:gdLst>
-                            <a:gd name="connsiteX0" fmla="*/ 0 w 1066800"/>
-                            <a:gd name="connsiteY0" fmla="*/ 0 h 257178"/>
-                            <a:gd name="connsiteX1" fmla="*/ 476250 w 1066800"/>
-                            <a:gd name="connsiteY1" fmla="*/ 257175 h 257178"/>
-                            <a:gd name="connsiteX2" fmla="*/ 1066800 w 1066800"/>
-                            <a:gd name="connsiteY2" fmla="*/ 4763 h 257178"/>
-                          </a:gdLst>
-                          <a:ahLst/>
-                          <a:cxnLst>
-                            <a:cxn ang="0">
-                              <a:pos x="connsiteX0" y="connsiteY0"/>
-                            </a:cxn>
-                            <a:cxn ang="0">
-                              <a:pos x="connsiteX1" y="connsiteY1"/>
-                            </a:cxn>
-                            <a:cxn ang="0">
-                              <a:pos x="connsiteX2" y="connsiteY2"/>
-                            </a:cxn>
-                          </a:cxnLst>
-                          <a:rect l="l" t="t" r="r" b="b"/>
-                          <a:pathLst>
-                            <a:path w="1066800" h="257178">
-                              <a:moveTo>
-                                <a:pt x="0" y="0"/>
-                              </a:moveTo>
-                              <a:cubicBezTo>
-                                <a:pt x="149225" y="128190"/>
-                                <a:pt x="298450" y="256381"/>
-                                <a:pt x="476250" y="257175"/>
-                              </a:cubicBezTo>
-                              <a:cubicBezTo>
-                                <a:pt x="654050" y="257969"/>
-                                <a:pt x="860425" y="131366"/>
-                                <a:pt x="1066800" y="4763"/>
-                              </a:cubicBezTo>
-                            </a:path>
-                          </a:pathLst>
-                        </a:custGeom>
-                        <a:noFill/>
-                        <a:ln>
-                          <a:solidFill>
-                            <a:schemeClr val="tx1"/>
-                          </a:solidFill>
-                        </a:ln>
-                      </wps:spPr>
-                      <wps:style>
-                        <a:lnRef idx="2">
-                          <a:schemeClr val="accent1">
-                            <a:shade val="50000"/>
-                          </a:schemeClr>
-                        </a:lnRef>
-                        <a:fillRef idx="1">
-                          <a:schemeClr val="accent1"/>
-                        </a:fillRef>
-                        <a:effectRef idx="0">
-                          <a:schemeClr val="accent1"/>
-                        </a:effectRef>
-                        <a:fontRef idx="minor">
-                          <a:schemeClr val="lt1"/>
-                        </a:fontRef>
-                      </wps:style>
-                      <wps:bodyPr rot="0" spcFirstLastPara="0" vertOverflow="overflow" horzOverflow="overflow" vert="horz" wrap="square" lIns="91440" tIns="45720" rIns="91440" bIns="45720" numCol="1" spcCol="0" rtlCol="0" fromWordArt="0" anchor="ctr" anchorCtr="0" forceAA="0" compatLnSpc="1">
-                        <a:prstTxWarp prst="textNoShape">
-                          <a:avLst/>
-                        </a:prstTxWarp>
-                        <a:noAutofit/>
-                      </wps:bodyPr>
-                    </wps:wsp>
-                  </a:graphicData>
-                </a:graphic>
-              </wp:anchor>
-            </w:drawing>
-          </mc:Choice>
-          <mc:Fallback xmlns:w16sdtdh="http://schemas.microsoft.com/office/word/2020/wordml/sdtdatahash">
-            <w:pict>
-              <v:shape w14:anchorId="1D8749BE" id="Полилиния: фигура 9" o:spid="_x0000_s1026" style="position:absolute;margin-left:172.2pt;margin-top:163.2pt;width:84pt;height:20.25pt;z-index:251660288;visibility:visible;mso-wrap-style:square;mso-wrap-distance-left:9pt;mso-wrap-distance-top:0;mso-wrap-distance-right:9pt;mso-wrap-distance-bottom:0;mso-position-horizontal:absolute;mso-position-horizontal-relative:text;mso-position-vertical:absolute;mso-position-vertical-relative:text;v-text-anchor:middle" coordsize="1066800,257178" o:gfxdata="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" path="m,c149225,128190,298450,256381,476250,257175,654050,257969,860425,131366,1066800,4763e" filled="f" strokecolor="black [3213]" strokeweight="1pt">
-                <v:stroke joinstyle="miter"/>
-                <v:path arrowok="t" o:connecttype="custom" o:connectlocs="0,0;476250,257175;1066800,4763" o:connectangles="0,0,0"/>
-              </v:shape>
-            </w:pict>
-          </mc:Fallback>
-        </mc:AlternateContent>
-      </w:r>
-      <w:r>
-        <w:rPr>
-          <w:noProof/>
-          <w14:ligatures w14:val="none"/>
-        </w:rPr>
-        <mc:AlternateContent>
-          <mc:Choice Requires="wps">
-            <w:drawing>
-              <wp:anchor distT="0" distB="0" distL="114300" distR="114300" simplePos="0" relativeHeight="251659264" behindDoc="0" locked="0" layoutInCell="1" allowOverlap="1" wp14:anchorId="56C46FF0" wp14:editId="17AD9A13">
-                <wp:simplePos x="0" y="0"/>
-                <wp:positionH relativeFrom="column">
-                  <wp:posOffset>2148840</wp:posOffset>
-                </wp:positionH>
-                <wp:positionV relativeFrom="paragraph">
-                  <wp:posOffset>1196324</wp:posOffset>
-                </wp:positionV>
-                <wp:extent cx="1196975" cy="558259"/>
-                <wp:effectExtent l="0" t="0" r="22225" b="13335"/>
-                <wp:wrapNone/>
-                <wp:docPr id="8" name="Полилиния: фигура 8"/>
-                <wp:cNvGraphicFramePr/>
-                <a:graphic xmlns:a="http://schemas.openxmlformats.org/drawingml/2006/main">
-                  <a:graphicData uri="http://schemas.microsoft.com/office/word/2010/wordprocessingShape">
-                    <wps:wsp>
-                      <wps:cNvSpPr/>
-                      <wps:spPr>
-                        <a:xfrm>
-                          <a:off x="0" y="0"/>
-                          <a:ext cx="1196975" cy="558259"/>
-                        </a:xfrm>
-                        <a:custGeom>
-                          <a:avLst/>
-                          <a:gdLst>
-                            <a:gd name="connsiteX0" fmla="*/ 0 w 1196975"/>
-                            <a:gd name="connsiteY0" fmla="*/ 509604 h 558259"/>
-                            <a:gd name="connsiteX1" fmla="*/ 481013 w 1196975"/>
-                            <a:gd name="connsiteY1" fmla="*/ 16 h 558259"/>
-                            <a:gd name="connsiteX2" fmla="*/ 1147763 w 1196975"/>
-                            <a:gd name="connsiteY2" fmla="*/ 523891 h 558259"/>
-                            <a:gd name="connsiteX3" fmla="*/ 1147763 w 1196975"/>
-                            <a:gd name="connsiteY3" fmla="*/ 509604 h 558259"/>
-                            <a:gd name="connsiteX4" fmla="*/ 1152525 w 1196975"/>
-                            <a:gd name="connsiteY4" fmla="*/ 523891 h 558259"/>
-                          </a:gdLst>
-                          <a:ahLst/>
-                          <a:cxnLst>
-                            <a:cxn ang="0">
-                              <a:pos x="connsiteX0" y="connsiteY0"/>
-                            </a:cxn>
-                            <a:cxn ang="0">
-                              <a:pos x="connsiteX1" y="connsiteY1"/>
-                            </a:cxn>
-                            <a:cxn ang="0">
-                              <a:pos x="connsiteX2" y="connsiteY2"/>
-                            </a:cxn>
-                            <a:cxn ang="0">
-                              <a:pos x="connsiteX3" y="connsiteY3"/>
-                            </a:cxn>
-                            <a:cxn ang="0">
-                              <a:pos x="connsiteX4" y="connsiteY4"/>
-                            </a:cxn>
-                          </a:cxnLst>
-                          <a:rect l="l" t="t" r="r" b="b"/>
-                          <a:pathLst>
-                            <a:path w="1196975" h="558259">
-                              <a:moveTo>
-                                <a:pt x="0" y="509604"/>
-                              </a:moveTo>
-                              <a:cubicBezTo>
-                                <a:pt x="144859" y="253619"/>
-                                <a:pt x="289719" y="-2365"/>
-                                <a:pt x="481013" y="16"/>
-                              </a:cubicBezTo>
-                              <a:cubicBezTo>
-                                <a:pt x="672307" y="2397"/>
-                                <a:pt x="1147763" y="523891"/>
-                                <a:pt x="1147763" y="523891"/>
-                              </a:cubicBezTo>
-                              <a:cubicBezTo>
-                                <a:pt x="1258888" y="608822"/>
-                                <a:pt x="1146969" y="509604"/>
-                                <a:pt x="1147763" y="509604"/>
-                              </a:cubicBezTo>
-                              <a:cubicBezTo>
-                                <a:pt x="1148557" y="509604"/>
-                                <a:pt x="1150541" y="516747"/>
-                                <a:pt x="1152525" y="523891"/>
-                              </a:cubicBezTo>
-                            </a:path>
-                          </a:pathLst>
-                        </a:custGeom>
-                        <a:noFill/>
-                        <a:ln>
-                          <a:solidFill>
-                            <a:schemeClr val="tx1"/>
-                          </a:solidFill>
-                        </a:ln>
-                      </wps:spPr>
-                      <wps:style>
-                        <a:lnRef idx="2">
-                          <a:schemeClr val="accent1">
-                            <a:shade val="50000"/>
-                          </a:schemeClr>
-                        </a:lnRef>
-                        <a:fillRef idx="1">
-                          <a:schemeClr val="accent1"/>
-                        </a:fillRef>
-                        <a:effectRef idx="0">
-                          <a:schemeClr val="accent1"/>
-                        </a:effectRef>
-                        <a:fontRef idx="minor">
-                          <a:schemeClr val="lt1"/>
-                        </a:fontRef>
-                      </wps:style>
-                      <wps:bodyPr rot="0" spcFirstLastPara="0" vertOverflow="overflow" horzOverflow="overflow" vert="horz" wrap="square" lIns="91440" tIns="45720" rIns="91440" bIns="45720" numCol="1" spcCol="0" rtlCol="0" fromWordArt="0" anchor="ctr" anchorCtr="0" forceAA="0" compatLnSpc="1">
-                        <a:prstTxWarp prst="textNoShape">
-                          <a:avLst/>
-                        </a:prstTxWarp>
-                        <a:noAutofit/>
-                      </wps:bodyPr>
-                    </wps:wsp>
-                  </a:graphicData>
-                </a:graphic>
-              </wp:anchor>
-            </w:drawing>
-          </mc:Choice>
-          <mc:Fallback xmlns:w16sdtdh="http://schemas.microsoft.com/office/word/2020/wordml/sdtdatahash">
-            <w:pict>
-              <v:shape w14:anchorId="47995A66" id="Полилиния: фигура 8" o:spid="_x0000_s1026" style="position:absolute;margin-left:169.2pt;margin-top:94.2pt;width:94.25pt;height:43.95pt;z-index:251659264;visibility:visible;mso-wrap-style:square;mso-wrap-distance-left:9pt;mso-wrap-distance-top:0;mso-wrap-distance-right:9pt;mso-wrap-distance-bottom:0;mso-position-horizontal:absolute;mso-position-horizontal-relative:text;mso-position-vertical:absolute;mso-position-vertical-relative:text;v-text-anchor:middle" coordsize="1196975,558259" o:gfxdata="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" path="m,509604c144859,253619,289719,-2365,481013,16v191294,2381,666750,523875,666750,523875c1258888,608822,1146969,509604,1147763,509604v794,,2778,7143,4762,14287e" filled="f" strokecolor="black [3213]" strokeweight="1pt">
-                <v:stroke joinstyle="miter"/>
-                <v:path arrowok="t" o:connecttype="custom" o:connectlocs="0,509604;481013,16;1147763,523891;1147763,509604;1152525,523891" o:connectangles="0,0,0,0,0"/>
-              </v:shape>
-            </w:pict>
-          </mc:Fallback>
-        </mc:AlternateContent>
-      </w:r>
-      <w:r>
-        <w:rPr>
-          <w:noProof/>
+    </w:p>
+    <w:p>
+      <w:pPr>
+        <w:rPr>
+          <w:lang w:val="en-US"/>
+        </w:rPr>
+      </w:pPr>
+      <w:r>
+        <w:rPr>
+          <w:lang w:val="en-US"/>
         </w:rPr>
         <w:drawing>
-          <wp:anchor distT="0" distB="0" distL="114300" distR="114300" simplePos="0" relativeHeight="251658240" behindDoc="1" locked="0" layoutInCell="1" allowOverlap="1" wp14:anchorId="689395FF" wp14:editId="62CA0D08">
-            <wp:simplePos x="0" y="0"/>
-            <wp:positionH relativeFrom="page">
-              <wp:align>center</wp:align>
-            </wp:positionH>
-            <wp:positionV relativeFrom="paragraph">
-              <wp:posOffset>439103</wp:posOffset>
-            </wp:positionV>
-            <wp:extent cx="5940425" cy="1737360"/>
+          <wp:inline distT="0" distB="0" distL="0" distR="0" wp14:anchorId="28C1BB23" wp14:editId="24A5DCA8">
+            <wp:extent cx="5940425" cy="1677035"/>
             <wp:effectExtent l="0" t="0" r="3175" b="0"/>
-            <wp:wrapTight wrapText="bothSides">
-              <wp:wrapPolygon edited="0">
-                <wp:start x="0" y="0"/>
-                <wp:lineTo x="0" y="21316"/>
-                <wp:lineTo x="21542" y="21316"/>
-                <wp:lineTo x="21542" y="0"/>
-                <wp:lineTo x="0" y="0"/>
-              </wp:wrapPolygon>
-            </wp:wrapTight>
-            <wp:docPr id="3" name="Рисунок 3"/>
+            <wp:docPr id="1" name="Рисунок 1"/>
             <wp:cNvGraphicFramePr>
               <a:graphicFrameLocks xmlns:a="http://schemas.openxmlformats.org/drawingml/2006/main" noChangeAspect="1"/>
             </wp:cNvGraphicFramePr>
@@ -3568,161 +3310,39 @@
               <a:graphicData uri="http://schemas.openxmlformats.org/drawingml/2006/picture">
                 <pic:pic xmlns:pic="http://schemas.openxmlformats.org/drawingml/2006/picture">
                   <pic:nvPicPr>
-                    <pic:cNvPr id="0" name="Picture 6"/>
-                    <pic:cNvPicPr>
-                      <a:picLocks noChangeAspect="1" noChangeArrowheads="1"/>
-                    </pic:cNvPicPr>
+                    <pic:cNvPr id="1" name=""/>
+                    <pic:cNvPicPr/>
                   </pic:nvPicPr>
                   <pic:blipFill>
-                    <a:blip r:embed="rId4">
-                      <a:extLst>
-                        <a:ext uri="{28A0092B-C50C-407E-A947-70E740481C1C}">
-                          <a14:useLocalDpi xmlns:a14="http://schemas.microsoft.com/office/drawing/2010/main" val="0"/>
-                        </a:ext>
-                      </a:extLst>
-                    </a:blip>
-                    <a:srcRect/>
+                    <a:blip r:embed="rId4"/>
                     <a:stretch>
                       <a:fillRect/>
                     </a:stretch>
                   </pic:blipFill>
-                  <pic:spPr bwMode="auto">
+                  <pic:spPr>
                     <a:xfrm>
                       <a:off x="0" y="0"/>
-                      <a:ext cx="5940425" cy="1737360"/>
+                      <a:ext cx="5940425" cy="1677035"/>
                     </a:xfrm>
                     <a:prstGeom prst="rect">
                       <a:avLst/>
                     </a:prstGeom>
-                    <a:noFill/>
-                    <a:ln>
-                      <a:noFill/>
-                    </a:ln>
                   </pic:spPr>
                 </pic:pic>
               </a:graphicData>
             </a:graphic>
-          </wp:anchor>
+          </wp:inline>
         </w:drawing>
       </w:r>
+      <w:bookmarkStart w:id="0" w:name="_GoBack"/>
+      <w:bookmarkEnd w:id="0"/>
     </w:p>
     <w:p>
       <w:pPr>
         <w:rPr>
-          <w:szCs w:val="28"/>
-          <w:lang w:val="en-US"/>
-        </w:rPr>
-      </w:pPr>
-      <w:r>
-        <w:rPr>
-          <w:noProof/>
-          <w:lang w:val="en-US"/>
-          <w14:ligatures w14:val="none"/>
-        </w:rPr>
-        <mc:AlternateContent>
-          <mc:Choice Requires="wps">
-            <w:drawing>
-              <wp:anchor distT="0" distB="0" distL="114300" distR="114300" simplePos="0" relativeHeight="251662336" behindDoc="0" locked="0" layoutInCell="1" allowOverlap="1" wp14:anchorId="7A7B7F87" wp14:editId="46D6375E">
-                <wp:simplePos x="0" y="0"/>
-                <wp:positionH relativeFrom="column">
-                  <wp:posOffset>2624772</wp:posOffset>
-                </wp:positionH>
-                <wp:positionV relativeFrom="paragraph">
-                  <wp:posOffset>2047240</wp:posOffset>
-                </wp:positionV>
-                <wp:extent cx="257175" cy="290513"/>
-                <wp:effectExtent l="0" t="0" r="9525" b="0"/>
-                <wp:wrapNone/>
-                <wp:docPr id="12" name="Надпись 12"/>
-                <wp:cNvGraphicFramePr/>
-                <a:graphic xmlns:a="http://schemas.openxmlformats.org/drawingml/2006/main">
-                  <a:graphicData uri="http://schemas.microsoft.com/office/word/2010/wordprocessingShape">
-                    <wps:wsp>
-                      <wps:cNvSpPr txBox="1"/>
-                      <wps:spPr>
-                        <a:xfrm>
-                          <a:off x="0" y="0"/>
-                          <a:ext cx="257175" cy="290513"/>
-                        </a:xfrm>
-                        <a:prstGeom prst="rect">
-                          <a:avLst/>
-                        </a:prstGeom>
-                        <a:solidFill>
-                          <a:schemeClr val="lt1"/>
-                        </a:solidFill>
-                        <a:ln w="6350">
-                          <a:noFill/>
-                        </a:ln>
-                      </wps:spPr>
-                      <wps:txbx>
-                        <w:txbxContent>
-                          <w:p>
-                            <w:pPr>
-                              <w:rPr>
-                                <w:lang w:val="en-US"/>
-                              </w:rPr>
-                            </w:pPr>
-                            <w:r>
-                              <w:rPr>
-                                <w:lang w:val="en-US"/>
-                              </w:rPr>
-                              <w:t>c</w:t>
-                            </w:r>
-                          </w:p>
-                        </w:txbxContent>
-                      </wps:txbx>
-                      <wps:bodyPr rot="0" spcFirstLastPara="0" vertOverflow="overflow" horzOverflow="overflow" vert="horz" wrap="square" lIns="91440" tIns="45720" rIns="91440" bIns="45720" numCol="1" spcCol="0" rtlCol="0" fromWordArt="0" anchor="t" anchorCtr="0" forceAA="0" compatLnSpc="1">
-                        <a:prstTxWarp prst="textNoShape">
-                          <a:avLst/>
-                        </a:prstTxWarp>
-                        <a:noAutofit/>
-                      </wps:bodyPr>
-                    </wps:wsp>
-                  </a:graphicData>
-                </a:graphic>
-                <wp14:sizeRelH relativeFrom="margin">
-                  <wp14:pctWidth>0</wp14:pctWidth>
-                </wp14:sizeRelH>
-                <wp14:sizeRelV relativeFrom="margin">
-                  <wp14:pctHeight>0</wp14:pctHeight>
-                </wp14:sizeRelV>
-              </wp:anchor>
-            </w:drawing>
-          </mc:Choice>
-          <mc:Fallback xmlns:w16sdtdh="http://schemas.microsoft.com/office/word/2020/wordml/sdtdatahash">
-            <w:pict>
-              <v:shape w14:anchorId="7A7B7F87" id="Надпись 12" o:spid="_x0000_s1027" type="#_x0000_t202" style="position:absolute;margin-left:206.65pt;margin-top:161.2pt;width:20.25pt;height:22.9pt;z-index:251662336;visibility:visible;mso-wrap-style:square;mso-width-percent:0;mso-height-percent:0;mso-wrap-distance-left:9pt;mso-wrap-distance-top:0;mso-wrap-distance-right:9pt;mso-wrap-distance-bottom:0;mso-position-horizontal:absolute;mso-position-horizontal-relative:text;mso-position-vertical:absolute;mso-position-vertical-relative:text;mso-width-percent:0;mso-height-percent:0;mso-width-relative:margin;mso-height-relative:margin;v-text-anchor:top" o:gfxdata="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" fillcolor="white [3201]" stroked="f" strokeweight=".5pt">
-                <v:textbox>
-                  <w:txbxContent>
-                    <w:p>
-                      <w:pPr>
-                        <w:rPr>
-                          <w:lang w:val="en-US"/>
-                        </w:rPr>
-                      </w:pPr>
-                      <w:r>
-                        <w:rPr>
-                          <w:lang w:val="en-US"/>
-                        </w:rPr>
-                        <w:t>c</w:t>
-                      </w:r>
-                    </w:p>
-                  </w:txbxContent>
-                </v:textbox>
-              </v:shape>
-            </w:pict>
-          </mc:Fallback>
-        </mc:AlternateContent>
-      </w:r>
-    </w:p>
-    <w:p>
-      <w:pPr>
-        <w:rPr>
-          <w:lang w:val="en-US"/>
-        </w:rPr>
-      </w:pPr>
-      <w:bookmarkStart w:id="0" w:name="_GoBack"/>
-      <w:bookmarkEnd w:id="0"/>
+          <w:lang w:val="en-US"/>
+        </w:rPr>
+      </w:pPr>
       <w:r>
         <w:rPr>
           <w:szCs w:val="28"/>
@@ -3918,16 +3538,9 @@
           <v:shape id="_x0000_i1025" type="#_x0000_t75" style="width:12.6pt;height:16.2pt" o:ole="">
             <v:imagedata r:id="rId5" o:title=""/>
           </v:shape>
-          <o:OLEObject Type="Embed" ProgID="Equation.3" ShapeID="_x0000_i1025" DrawAspect="Content" ObjectID="_1787153138" r:id="rId6"/>
+          <o:OLEObject Type="Embed" ProgID="Equation.3" ShapeID="_x0000_i1025" DrawAspect="Content" ObjectID="_1787566601" r:id="rId6"/>
         </w:object>
       </w:r>
-    </w:p>
-    <w:p>
-      <w:pPr>
-        <w:rPr>
-          <w:lang w:val="en-US"/>
-        </w:rPr>
-      </w:pPr>
     </w:p>
     <w:sectPr>
       <w:pgSz w:w="11906" w:h="16838"/>
